--- a/templates/laporan-harian-khusus.docx
+++ b/templates/laporan-harian-khusus.docx
@@ -685,7 +685,7 @@
                                 <w:sz w:val="24"/>
                                 <w:vertAlign w:val="baseline"/>
                               </w:rPr>
-                              <w:t xml:space="preserve">COPY KE :			DARI  :		COPIES</w:t>
+                              <w:t xml:space="preserve">COPY KE :		DARI :	COPIES</w:t>
                             </w:r>
                           </w:p>
                         </w:txbxContent>
@@ -742,174 +742,6 @@
             </w:drawing>
           </mc:Fallback>
         </mc:AlternateContent>
-      </w:r>
-    </w:p>
-    <w:p>
-      <w:pPr>
-        <w:ind w:right="4508"/>
-        <w:jc w:val="center"/>
-        <w:rPr>
-          <w:rFonts w:ascii="Arial" w:cs="Arial" w:eastAsia="Arial" w:hAnsi="Arial"/>
-        </w:rPr>
-      </w:pPr>
-      <w:r>
-        <w:rPr>
-          <w:rtl w:val="0"/>
-        </w:rPr>
-      </w:r>
-    </w:p>
-    <w:p>
-      <w:pPr>
-        <w:ind w:right="4508"/>
-        <w:jc w:val="center"/>
-        <w:rPr>
-          <w:rFonts w:ascii="Arial" w:cs="Arial" w:eastAsia="Arial" w:hAnsi="Arial"/>
-        </w:rPr>
-      </w:pPr>
-      <w:r>
-        <w:rPr>
-          <w:rtl w:val="0"/>
-        </w:rPr>
-      </w:r>
-    </w:p>
-    <w:p>
-      <w:pPr>
-        <w:ind w:right="4508"/>
-        <w:jc w:val="center"/>
-        <w:rPr>
-          <w:rFonts w:ascii="Arial" w:cs="Arial" w:eastAsia="Arial" w:hAnsi="Arial"/>
-        </w:rPr>
-      </w:pPr>
-      <w:r>
-        <w:rPr>
-          <w:rtl w:val="0"/>
-        </w:rPr>
-      </w:r>
-    </w:p>
-    <w:p>
-      <w:pPr>
-        <w:ind w:right="4508"/>
-        <w:jc w:val="center"/>
-        <w:rPr>
-          <w:rFonts w:ascii="Arial" w:cs="Arial" w:eastAsia="Arial" w:hAnsi="Arial"/>
-        </w:rPr>
-      </w:pPr>
-      <w:r>
-        <w:rPr>
-          <w:rtl w:val="0"/>
-        </w:rPr>
-      </w:r>
-    </w:p>
-    <w:p>
-      <w:pPr>
-        <w:ind w:right="4508"/>
-        <w:jc w:val="center"/>
-        <w:rPr>
-          <w:rFonts w:ascii="Arial" w:cs="Arial" w:eastAsia="Arial" w:hAnsi="Arial"/>
-        </w:rPr>
-      </w:pPr>
-      <w:r>
-        <w:rPr>
-          <w:rtl w:val="0"/>
-        </w:rPr>
-      </w:r>
-    </w:p>
-    <w:p>
-      <w:pPr>
-        <w:ind w:right="4508"/>
-        <w:jc w:val="center"/>
-        <w:rPr>
-          <w:rFonts w:ascii="Arial" w:cs="Arial" w:eastAsia="Arial" w:hAnsi="Arial"/>
-        </w:rPr>
-      </w:pPr>
-      <w:r>
-        <w:rPr>
-          <w:rtl w:val="0"/>
-        </w:rPr>
-      </w:r>
-    </w:p>
-    <w:p>
-      <w:pPr>
-        <w:ind w:right="4508"/>
-        <w:jc w:val="center"/>
-        <w:rPr>
-          <w:rFonts w:ascii="Arial" w:cs="Arial" w:eastAsia="Arial" w:hAnsi="Arial"/>
-        </w:rPr>
-      </w:pPr>
-      <w:r>
-        <w:rPr>
-          <w:rtl w:val="0"/>
-        </w:rPr>
-      </w:r>
-    </w:p>
-    <w:p>
-      <w:pPr>
-        <w:ind w:right="4508"/>
-        <w:jc w:val="center"/>
-        <w:rPr>
-          <w:rFonts w:ascii="Arial" w:cs="Arial" w:eastAsia="Arial" w:hAnsi="Arial"/>
-        </w:rPr>
-      </w:pPr>
-      <w:r>
-        <w:rPr>
-          <w:rtl w:val="0"/>
-        </w:rPr>
-      </w:r>
-    </w:p>
-    <w:p>
-      <w:pPr>
-        <w:ind w:right="4508"/>
-        <w:jc w:val="center"/>
-        <w:rPr>
-          <w:rFonts w:ascii="Arial" w:cs="Arial" w:eastAsia="Arial" w:hAnsi="Arial"/>
-        </w:rPr>
-      </w:pPr>
-      <w:r>
-        <w:rPr>
-          <w:rtl w:val="0"/>
-        </w:rPr>
-      </w:r>
-    </w:p>
-    <w:p>
-      <w:pPr>
-        <w:ind w:right="4508"/>
-        <w:jc w:val="center"/>
-        <w:rPr>
-          <w:rFonts w:ascii="Arial" w:cs="Arial" w:eastAsia="Arial" w:hAnsi="Arial"/>
-        </w:rPr>
-      </w:pPr>
-      <w:r>
-        <w:rPr>
-          <w:rtl w:val="0"/>
-        </w:rPr>
-      </w:r>
-    </w:p>
-    <w:p>
-      <w:pPr>
-        <w:ind w:right="4508"/>
-        <w:jc w:val="center"/>
-        <w:rPr>
-          <w:rFonts w:ascii="Arial" w:cs="Arial" w:eastAsia="Arial" w:hAnsi="Arial"/>
-        </w:rPr>
-      </w:pPr>
-      <w:r>
-        <w:rPr>
-          <w:rtl w:val="0"/>
-        </w:rPr>
-      </w:r>
-    </w:p>
-    <w:p>
-      <w:pPr>
-        <w:ind w:right="4508"/>
-        <w:jc w:val="center"/>
-        <w:rPr>
-          <w:rFonts w:ascii="Arial" w:cs="Arial" w:eastAsia="Arial" w:hAnsi="Arial"/>
-        </w:rPr>
-      </w:pPr>
-      <w:r>
-        <w:rPr>
-          <w:rtl w:val="0"/>
-        </w:rPr>
       </w:r>
     </w:p>
     <w:p>
@@ -1703,21 +1535,34 @@
     </w:p>
     <w:p>
       <w:pPr>
+        <w:spacing w:after="120"/>
+        <w:rPr>
+          <w:rFonts w:ascii="Arial" w:hAnsi="Arial" w:cs="Arial" w:eastAsia="Arial"/>
+        </w:rPr>
+      </w:pPr>
+    </w:p>
+    <w:p>
+      <w:pPr>
+        <w:ind w:left="1134"/>
         <w:jc w:val="both"/>
         <w:rPr>
-          <w:rFonts w:ascii="Calibri" w:hAnsi="Calibri"/>
-          <w:sz w:val="23"/>
-          <w:szCs w:val="23"/>
-        </w:rPr>
-      </w:pPr>
-      <w:r>
-        <w:rPr>
-          <w:rFonts w:ascii="Calibri" w:hAnsi="Calibri"/>
-          <w:sz w:val="23"/>
-          <w:szCs w:val="23"/>
+          <w:rFonts w:ascii="Arial" w:hAnsi="Arial" w:cs="Arial" w:eastAsia="Arial"/>
+        </w:rPr>
+      </w:pPr>
+      <w:r>
+        <w:rPr>
+          <w:rFonts w:ascii="Arial" w:hAnsi="Arial" w:cs="Arial" w:eastAsia="Arial"/>
         </w:rPr>
         <w:t>{{isi_laporan}}</w:t>
       </w:r>
+    </w:p>
+    <w:p>
+      <w:pPr>
+        <w:spacing w:after="120"/>
+        <w:rPr>
+          <w:rFonts w:ascii="Arial" w:hAnsi="Arial" w:cs="Arial" w:eastAsia="Arial"/>
+        </w:rPr>
+      </w:pPr>
     </w:p>
     <w:p>
       <w:pPr>
@@ -1890,18 +1735,23 @@
     </w:p>
     <w:p>
       <w:pPr>
+        <w:spacing w:after="120"/>
+        <w:rPr>
+          <w:rFonts w:ascii="Arial" w:hAnsi="Arial" w:cs="Arial" w:eastAsia="Arial"/>
+        </w:rPr>
+      </w:pPr>
+    </w:p>
+    <w:p>
+      <w:pPr>
+        <w:ind w:left="1134"/>
         <w:jc w:val="both"/>
         <w:rPr>
-          <w:rFonts w:ascii="Calibri" w:hAnsi="Calibri"/>
-          <w:sz w:val="23"/>
-          <w:szCs w:val="23"/>
-        </w:rPr>
-      </w:pPr>
-      <w:r>
-        <w:rPr>
-          <w:rFonts w:ascii="Calibri" w:hAnsi="Calibri"/>
-          <w:sz w:val="23"/>
-          <w:szCs w:val="23"/>
+          <w:rFonts w:ascii="Arial" w:hAnsi="Arial" w:cs="Arial" w:eastAsia="Arial"/>
+        </w:rPr>
+      </w:pPr>
+      <w:r>
+        <w:rPr>
+          <w:rFonts w:ascii="Arial" w:hAnsi="Arial" w:cs="Arial" w:eastAsia="Arial"/>
         </w:rPr>
         <w:t>{{analisa}}</w:t>
       </w:r>
@@ -1965,18 +1815,23 @@
     </w:p>
     <w:p>
       <w:pPr>
+        <w:spacing w:after="120"/>
+        <w:rPr>
+          <w:rFonts w:ascii="Arial" w:hAnsi="Arial" w:cs="Arial" w:eastAsia="Arial"/>
+        </w:rPr>
+      </w:pPr>
+    </w:p>
+    <w:p>
+      <w:pPr>
+        <w:ind w:left="1134"/>
         <w:jc w:val="both"/>
         <w:rPr>
-          <w:rFonts w:ascii="Calibri" w:hAnsi="Calibri"/>
-          <w:sz w:val="23"/>
-          <w:szCs w:val="23"/>
-        </w:rPr>
-      </w:pPr>
-      <w:r>
-        <w:rPr>
-          <w:rFonts w:ascii="Calibri" w:hAnsi="Calibri"/>
-          <w:sz w:val="23"/>
-          <w:szCs w:val="23"/>
+          <w:rFonts w:ascii="Arial" w:hAnsi="Arial" w:cs="Arial" w:eastAsia="Arial"/>
+        </w:rPr>
+      </w:pPr>
+      <w:r>
+        <w:rPr>
+          <w:rFonts w:ascii="Arial" w:hAnsi="Arial" w:cs="Arial" w:eastAsia="Arial"/>
         </w:rPr>
         <w:t>{{prediksi}}</w:t>
       </w:r>
@@ -2040,18 +1895,23 @@
     </w:p>
     <w:p>
       <w:pPr>
+        <w:spacing w:after="120"/>
+        <w:rPr>
+          <w:rFonts w:ascii="Arial" w:hAnsi="Arial" w:cs="Arial" w:eastAsia="Arial"/>
+        </w:rPr>
+      </w:pPr>
+    </w:p>
+    <w:p>
+      <w:pPr>
+        <w:ind w:left="1134"/>
         <w:jc w:val="both"/>
         <w:rPr>
-          <w:rFonts w:ascii="Calibri" w:hAnsi="Calibri"/>
-          <w:sz w:val="23"/>
-          <w:szCs w:val="23"/>
-        </w:rPr>
-      </w:pPr>
-      <w:r>
-        <w:rPr>
-          <w:rFonts w:ascii="Calibri" w:hAnsi="Calibri"/>
-          <w:sz w:val="23"/>
-          <w:szCs w:val="23"/>
+          <w:rFonts w:ascii="Arial" w:hAnsi="Arial" w:cs="Arial" w:eastAsia="Arial"/>
+        </w:rPr>
+      </w:pPr>
+      <w:r>
+        <w:rPr>
+          <w:rFonts w:ascii="Arial" w:hAnsi="Arial" w:cs="Arial" w:eastAsia="Arial"/>
         </w:rPr>
         <w:t>{{langkah}}</w:t>
       </w:r>
@@ -2115,21 +1975,34 @@
     </w:p>
     <w:p>
       <w:pPr>
+        <w:spacing w:after="120"/>
+        <w:rPr>
+          <w:rFonts w:ascii="Arial" w:hAnsi="Arial" w:cs="Arial" w:eastAsia="Arial"/>
+        </w:rPr>
+      </w:pPr>
+    </w:p>
+    <w:p>
+      <w:pPr>
+        <w:ind w:left="1134"/>
         <w:jc w:val="both"/>
         <w:rPr>
-          <w:rFonts w:ascii="Calibri" w:hAnsi="Calibri"/>
-          <w:sz w:val="23"/>
-          <w:szCs w:val="23"/>
-        </w:rPr>
-      </w:pPr>
-      <w:r>
-        <w:rPr>
-          <w:rFonts w:ascii="Calibri" w:hAnsi="Calibri"/>
-          <w:sz w:val="23"/>
-          <w:szCs w:val="23"/>
+          <w:rFonts w:ascii="Arial" w:hAnsi="Arial" w:cs="Arial" w:eastAsia="Arial"/>
+        </w:rPr>
+      </w:pPr>
+      <w:r>
+        <w:rPr>
+          <w:rFonts w:ascii="Arial" w:hAnsi="Arial" w:cs="Arial" w:eastAsia="Arial"/>
         </w:rPr>
         <w:t>{{rekomendasi}}</w:t>
       </w:r>
+    </w:p>
+    <w:p>
+      <w:pPr>
+        <w:spacing w:after="120"/>
+        <w:rPr>
+          <w:rFonts w:ascii="Arial" w:hAnsi="Arial" w:cs="Arial" w:eastAsia="Arial"/>
+        </w:rPr>
+      </w:pPr>
     </w:p>
     <w:p>
       <w:pPr>

--- a/templates/laporan-harian-khusus.docx
+++ b/templates/laporan-harian-khusus.docx
@@ -2037,7 +2037,7 @@
           <w:bCs w:val="1"/>
           <w:rtl w:val="0"/>
         </w:rPr>
-        <w:t xml:space="preserve">SATUAN INTELIJEN KEAMANAN </w:t>
+        <w:t xml:space="preserve">Unit IK</w:t>
       </w:r>
     </w:p>
     <w:p>
